--- a/Daily Reports/06_10_2026-CBOT Reports.docx
+++ b/Daily Reports/06_10_2026-CBOT Reports.docx
@@ -104,7 +104,7 @@
           <w:color w:val="5C768D"/>
           <w:sz w:val="19"/>
         </w:rPr>
-        <w:t>Cập nhật tự động qua `macro_tracker.py` vào lúc 06:16 ICT ngày 06/10/2026</w:t>
+        <w:t>Cập nhật tự động qua `macro_tracker.py` vào lúc 06:34 ICT ngày 06/10/2026</w:t>
       </w:r>
     </w:p>
     <w:tbl>
@@ -313,7 +313,7 @@
               <w:rPr>
                 <w:b/>
               </w:rPr>
-              <w:t>100.96 / thùng</w:t>
+              <w:t>100.26 / thùng</w:t>
             </w:r>
           </w:p>
         </w:tc>
@@ -442,7 +442,7 @@
               <w:rPr>
                 <w:b/>
               </w:rPr>
-              <w:t>102.22</w:t>
+              <w:t>102.10</w:t>
             </w:r>
           </w:p>
         </w:tc>
@@ -1218,7 +1218,7 @@
         <w:rPr>
           <w:b/>
         </w:rPr>
-        <w:t>`100.96` (+0.00%)</w:t>
+        <w:t>`100.26` (+0.00%)</w:t>
       </w:r>
       <w:r>
         <w:t xml:space="preserve"> | DXY: </w:t>
@@ -1227,7 +1227,7 @@
         <w:rPr>
           <w:b/>
         </w:rPr>
-        <w:t>`102.22` (+0.00%)</w:t>
+        <w:t>`102.10` (+0.00%)</w:t>
       </w:r>
       <w:r>
         <w:t xml:space="preserve"> | Lúa mì CBOT: </w:t>
@@ -1306,7 +1306,7 @@
           <w:color w:val="5C768D"/>
           <w:sz w:val="19"/>
         </w:rPr>
-        <w:t>Cập nhật tự động lúc 06:16 ICT ngày 06/10/2026 — Nguồn: NOAA, USDA, BOM Australia</w:t>
+        <w:t>Cập nhật tự động lúc 06:34 ICT ngày 06/10/2026 — Nguồn: NOAA, USDA, BOM Australia</w:t>
       </w:r>
     </w:p>
     <w:p>
@@ -1949,7 +1949,7 @@
             </w:pPr>
             <w:r/>
             <w:r>
-              <w:t>Đông 27% gieo, Xuân N/A</w:t>
+              <w:t>Đông 36% gieo, Xuân N/A</w:t>
             </w:r>
           </w:p>
         </w:tc>
@@ -6542,7 +6542,7 @@
               <w:rPr>
                 <w:b/>
               </w:rPr>
-              <w:t>57% Good to Excellent</w:t>
+              <w:t>54% Good to Excellent</w:t>
             </w:r>
           </w:p>
         </w:tc>
@@ -6889,7 +6889,7 @@
               <w:rPr>
                 <w:b/>
               </w:rPr>
-              <w:t>Đông 27% gieo, Xuân N/A</w:t>
+              <w:t>Đông 36% gieo, Xuân N/A</w:t>
             </w:r>
           </w:p>
         </w:tc>
@@ -8649,7 +8649,7 @@
             </w:pPr>
             <w:r/>
             <w:r>
-              <w:t>Thu hoạch: Mỹ: 18% thu hoạch</w:t>
+              <w:t>Thu hoạch: Mỹ: 23% thu hoạch</w:t>
             </w:r>
           </w:p>
         </w:tc>
@@ -11990,7 +11990,7 @@
               <w:rPr>
                 <w:b/>
               </w:rPr>
-              <w:t>100.96</w:t>
+              <w:t>100.26</w:t>
             </w:r>
           </w:p>
         </w:tc>
@@ -12113,7 +12113,7 @@
               <w:rPr>
                 <w:b/>
               </w:rPr>
-              <w:t>102.22</w:t>
+              <w:t>102.10</w:t>
             </w:r>
           </w:p>
         </w:tc>
@@ -13332,7 +13332,7 @@
             </w:pPr>
             <w:r/>
             <w:r>
-              <w:t>57% Good to Excellent</w:t>
+              <w:t>54% Good to Excellent</w:t>
             </w:r>
           </w:p>
         </w:tc>
@@ -22171,7 +22171,7 @@
               <w:rPr>
                 <w:b/>
               </w:rPr>
-              <w:t>100.96</w:t>
+              <w:t>100.26</w:t>
             </w:r>
           </w:p>
         </w:tc>
@@ -22294,7 +22294,7 @@
               <w:rPr>
                 <w:b/>
               </w:rPr>
-              <w:t>102.22</w:t>
+              <w:t>102.10</w:t>
             </w:r>
           </w:p>
         </w:tc>

--- a/Daily Reports/06_10_2026-CBOT Reports.docx
+++ b/Daily Reports/06_10_2026-CBOT Reports.docx
@@ -104,7 +104,7 @@
           <w:color w:val="5C768D"/>
           <w:sz w:val="19"/>
         </w:rPr>
-        <w:t>Cập nhật tự động qua `macro_tracker.py` vào lúc 06:34 ICT ngày 06/10/2026</w:t>
+        <w:t>Cập nhật tự động qua `macro_tracker.py` vào lúc 07:01 ICT ngày 06/10/2026</w:t>
       </w:r>
     </w:p>
     <w:tbl>
@@ -313,7 +313,7 @@
               <w:rPr>
                 <w:b/>
               </w:rPr>
-              <w:t>100.26 / thùng</w:t>
+              <w:t>100.27 / thùng</w:t>
             </w:r>
           </w:p>
         </w:tc>
@@ -442,7 +442,7 @@
               <w:rPr>
                 <w:b/>
               </w:rPr>
-              <w:t>102.10</w:t>
+              <w:t>102.14</w:t>
             </w:r>
           </w:p>
         </w:tc>
@@ -1218,7 +1218,7 @@
         <w:rPr>
           <w:b/>
         </w:rPr>
-        <w:t>`100.26` (+0.00%)</w:t>
+        <w:t>`100.27` (+0.00%)</w:t>
       </w:r>
       <w:r>
         <w:t xml:space="preserve"> | DXY: </w:t>
@@ -1227,7 +1227,7 @@
         <w:rPr>
           <w:b/>
         </w:rPr>
-        <w:t>`102.10` (+0.00%)</w:t>
+        <w:t>`102.14` (+0.00%)</w:t>
       </w:r>
       <w:r>
         <w:t xml:space="preserve"> | Lúa mì CBOT: </w:t>
@@ -1306,7 +1306,7 @@
           <w:color w:val="5C768D"/>
           <w:sz w:val="19"/>
         </w:rPr>
-        <w:t>Cập nhật tự động lúc 06:34 ICT ngày 06/10/2026 — Nguồn: NOAA, USDA, BOM Australia</w:t>
+        <w:t>Cập nhật tự động lúc 07:01 ICT ngày 06/10/2026 — Nguồn: NOAA, USDA, BOM Australia</w:t>
       </w:r>
     </w:p>
     <w:p>
@@ -11990,7 +11990,7 @@
               <w:rPr>
                 <w:b/>
               </w:rPr>
-              <w:t>100.26</w:t>
+              <w:t>100.27</w:t>
             </w:r>
           </w:p>
         </w:tc>
@@ -12113,7 +12113,7 @@
               <w:rPr>
                 <w:b/>
               </w:rPr>
-              <w:t>102.10</w:t>
+              <w:t>102.14</w:t>
             </w:r>
           </w:p>
         </w:tc>
@@ -22171,7 +22171,7 @@
               <w:rPr>
                 <w:b/>
               </w:rPr>
-              <w:t>100.26</w:t>
+              <w:t>100.27</w:t>
             </w:r>
           </w:p>
         </w:tc>
@@ -22294,7 +22294,7 @@
               <w:rPr>
                 <w:b/>
               </w:rPr>
-              <w:t>102.10</w:t>
+              <w:t>102.14</w:t>
             </w:r>
           </w:p>
         </w:tc>

--- a/Daily Reports/06_10_2026-CBOT Reports.docx
+++ b/Daily Reports/06_10_2026-CBOT Reports.docx
@@ -104,7 +104,7 @@
           <w:color w:val="5C768D"/>
           <w:sz w:val="19"/>
         </w:rPr>
-        <w:t>Cập nhật tự động qua `macro_tracker.py` vào lúc 12:01 ICT ngày 06/10/2026</w:t>
+        <w:t>Cập nhật tự động qua `macro_tracker.py` vào lúc 14:22 ICT ngày 06/10/2026</w:t>
       </w:r>
     </w:p>
     <w:tbl>
@@ -313,7 +313,7 @@
               <w:rPr>
                 <w:b/>
               </w:rPr>
-              <w:t>100.96 / thùng</w:t>
+              <w:t>99.55 / thùng</w:t>
             </w:r>
           </w:p>
         </w:tc>
@@ -344,7 +344,7 @@
               <w:rPr>
                 <w:b/>
               </w:rPr>
-              <w:t>+0.64%</w:t>
+              <w:t>-0.77%</w:t>
             </w:r>
           </w:p>
         </w:tc>
@@ -442,7 +442,7 @@
               <w:rPr>
                 <w:b/>
               </w:rPr>
-              <w:t>102.17</w:t>
+              <w:t>102.28</w:t>
             </w:r>
           </w:p>
         </w:tc>
@@ -473,7 +473,7 @@
               <w:rPr>
                 <w:b/>
               </w:rPr>
-              <w:t>+0.00%</w:t>
+              <w:t>+0.10%</w:t>
             </w:r>
           </w:p>
         </w:tc>
@@ -1218,7 +1218,7 @@
         <w:rPr>
           <w:b/>
         </w:rPr>
-        <w:t>`100.96` (+0.64%)</w:t>
+        <w:t>`99.55` (-0.77%)</w:t>
       </w:r>
       <w:r>
         <w:t xml:space="preserve"> | DXY: </w:t>
@@ -1227,7 +1227,7 @@
         <w:rPr>
           <w:b/>
         </w:rPr>
-        <w:t>`102.17` (+0.00%)</w:t>
+        <w:t>`102.28` (+0.10%)</w:t>
       </w:r>
       <w:r>
         <w:t xml:space="preserve"> | Lúa mì CBOT: </w:t>
@@ -1236,7 +1236,7 @@
         <w:rPr>
           <w:b/>
         </w:rPr>
-        <w:t>`691.25` (-0.11%)</w:t>
+        <w:t>`693.75` (+0.18%)</w:t>
       </w:r>
       <w:r>
         <w:t>.</w:t>
@@ -1306,7 +1306,7 @@
           <w:color w:val="5C768D"/>
           <w:sz w:val="19"/>
         </w:rPr>
-        <w:t>Cập nhật tự động lúc 12:01 ICT ngày 06/10/2026 — Nguồn: NOAA, USDA, BOM Australia</w:t>
+        <w:t>Cập nhật tự động lúc 14:22 ICT ngày 06/10/2026 — Nguồn: NOAA, USDA, BOM Australia</w:t>
       </w:r>
     </w:p>
     <w:p>
@@ -3574,7 +3574,7 @@
               <w:rPr>
                 <w:b/>
               </w:rPr>
-              <w:t>497.25</w:t>
+              <w:t>498.25</w:t>
             </w:r>
           </w:p>
         </w:tc>
@@ -3605,7 +3605,7 @@
               <w:rPr>
                 <w:b/>
               </w:rPr>
-              <w:t>497.39 (+0.14)</w:t>
+              <w:t>498.20 (-0.05)</w:t>
             </w:r>
           </w:p>
         </w:tc>
@@ -3633,7 +3633,7 @@
             </w:pPr>
             <w:r/>
             <w:r>
-              <w:t>Bearish (498.01 &lt; 500.45)</w:t>
+              <w:t>Bearish (497.87 &lt; 500.02)</w:t>
             </w:r>
           </w:p>
         </w:tc>
@@ -3822,7 +3822,7 @@
               <w:rPr>
                 <w:b/>
               </w:rPr>
-              <w:t>691.25</w:t>
+              <w:t>693.75</w:t>
             </w:r>
           </w:p>
         </w:tc>
@@ -3853,7 +3853,7 @@
               <w:rPr>
                 <w:b/>
               </w:rPr>
-              <w:t>692.89 (+1.64)</w:t>
+              <w:t>695.28 (+1.53)</w:t>
             </w:r>
           </w:p>
         </w:tc>
@@ -3881,7 +3881,7 @@
             </w:pPr>
             <w:r/>
             <w:r>
-              <w:t>Bullish (690.72 &gt; 688.35)</w:t>
+              <w:t>Bullish (691.06 &gt; 688.85)</w:t>
             </w:r>
           </w:p>
         </w:tc>
@@ -3909,7 +3909,7 @@
             </w:pPr>
             <w:r/>
             <w:r>
-              <w:t>1.50 cents</w:t>
+              <w:t>2.00 cents</w:t>
             </w:r>
           </w:p>
         </w:tc>
@@ -4347,7 +4347,7 @@
                 <w:b/>
                 <w:color w:val="15803D"/>
               </w:rPr>
-              <w:t>496.00 - 498.01 cents (Canh mua vùng hỗ trợ)</w:t>
+              <w:t>496.00 - 497.87 cents (Canh mua vùng hỗ trợ)</w:t>
             </w:r>
           </w:p>
         </w:tc>
@@ -4378,7 +4378,7 @@
               <w:rPr>
                 <w:b/>
               </w:rPr>
-              <w:t>492.31 cents (Dưới cản S2 + 1.5x ATR)</w:t>
+              <w:t>492.89 cents (Dưới cản S2 + 1.5x ATR)</w:t>
             </w:r>
           </w:p>
         </w:tc>
@@ -4528,7 +4528,7 @@
                 <w:b/>
                 <w:color w:val="15803D"/>
               </w:rPr>
-              <w:t>Long trung hạn (Swing) (ZCH27)</w:t>
+              <w:t>Long trung hạn (Swing) (ZCZ26)</w:t>
             </w:r>
           </w:p>
         </w:tc>
@@ -4559,7 +4559,7 @@
               <w:rPr>
                 <w:b/>
               </w:rPr>
-              <w:t>509.00 - 510.50 cents</w:t>
+              <w:t>494.50 - 496.00 cents</w:t>
             </w:r>
           </w:p>
         </w:tc>
@@ -4590,7 +4590,7 @@
               <w:rPr>
                 <w:b/>
               </w:rPr>
-              <w:t>507.42 cents (Chống quét SL tuyệt đối)</w:t>
+              <w:t>493.59 cents (Chống quét SL tuyệt đối)</w:t>
             </w:r>
           </w:p>
         </w:tc>
@@ -4621,7 +4621,7 @@
               <w:rPr>
                 <w:b/>
               </w:rPr>
-              <w:t>563.00 cents (Ăn trọn biên độ ngô ~10.5 giá)</w:t>
+              <w:t>548.75 cents (Ăn trọn biên độ ngô ~10.5 giá)</w:t>
             </w:r>
           </w:p>
         </w:tc>
@@ -4721,7 +4721,7 @@
                 <w:b/>
                 <w:color w:val="B91C1C"/>
               </w:rPr>
-              <w:t>Short trung hạn (Swing) (ZCH27)</w:t>
+              <w:t>Short trung hạn (Swing) (ZCZ26)</w:t>
             </w:r>
           </w:p>
         </w:tc>
@@ -4752,7 +4752,7 @@
               <w:rPr>
                 <w:b/>
               </w:rPr>
-              <w:t>515.50 - 517.00 cents</w:t>
+              <w:t>500.25 - 501.75 cents</w:t>
             </w:r>
           </w:p>
         </w:tc>
@@ -4783,7 +4783,7 @@
               <w:rPr>
                 <w:b/>
               </w:rPr>
-              <w:t>517.33 cents</w:t>
+              <w:t>501.66 cents</w:t>
             </w:r>
           </w:p>
         </w:tc>
@@ -4814,7 +4814,7 @@
               <w:rPr>
                 <w:b/>
               </w:rPr>
-              <w:t>510.25 cents</w:t>
+              <w:t>496.00 cents</w:t>
             </w:r>
           </w:p>
         </w:tc>
@@ -4945,7 +4945,7 @@
               <w:rPr>
                 <w:b/>
               </w:rPr>
-              <w:t>487.84 - 495.00 cents</w:t>
+              <w:t>489.37 - 495.00 cents</w:t>
             </w:r>
           </w:p>
         </w:tc>
@@ -5126,7 +5126,7 @@
                 <w:b/>
                 <w:color w:val="B91C1C"/>
               </w:rPr>
-              <w:t>690.72 - 688.35 cents (Canh bán hồi kỹ thuật H1)</w:t>
+              <w:t>691.06 - 688.85 cents (Canh bán hồi kỹ thuật H1)</w:t>
             </w:r>
           </w:p>
         </w:tc>
@@ -5157,7 +5157,7 @@
               <w:rPr>
                 <w:b/>
               </w:rPr>
-              <w:t>799.35 cents (Trên kháng cự R2 + 1.5x ATR)</w:t>
+              <w:t>799.23 cents (Trên kháng cự R2 + 1.5x ATR)</w:t>
             </w:r>
           </w:p>
         </w:tc>
@@ -5193,7 +5193,7 @@
                 <w:color w:val="D97706"/>
                 <w:sz w:val="19"/>
               </w:rPr>
-              <w:t xml:space="preserve"> 689.25 cents </w:t>
+              <w:t xml:space="preserve"> 689.50 cents </w:t>
             </w:r>
             <w:r>
               <w:t xml:space="preserve"> / TP2: </w:t>
@@ -5304,7 +5304,7 @@
                 <w:b/>
                 <w:color w:val="15803D"/>
               </w:rPr>
-              <w:t>Long trung hạn (Swing) (ZWZ26)</w:t>
+              <w:t>Long trung hạn (Swing) (ZWH27)</w:t>
             </w:r>
           </w:p>
         </w:tc>
@@ -5335,7 +5335,7 @@
               <w:rPr>
                 <w:b/>
               </w:rPr>
-              <w:t>687.25 - 689.25 cents</w:t>
+              <w:t>703.25 - 705.25 cents</w:t>
             </w:r>
           </w:p>
         </w:tc>
@@ -5366,7 +5366,7 @@
               <w:rPr>
                 <w:b/>
               </w:rPr>
-              <w:t>667.85 cents</w:t>
+              <w:t>684.00 cents</w:t>
             </w:r>
           </w:p>
         </w:tc>
@@ -5397,7 +5397,7 @@
               <w:rPr>
                 <w:b/>
               </w:rPr>
-              <w:t>693.50 cents (Đón sóng hồi trung hạn ~14.5 giá)</w:t>
+              <w:t>708.75 cents (Đón sóng hồi trung hạn ~14.5 giá)</w:t>
             </w:r>
           </w:p>
         </w:tc>
@@ -5497,7 +5497,7 @@
                 <w:b/>
                 <w:color w:val="B91C1C"/>
               </w:rPr>
-              <w:t>Short trung hạn (Swing) (ZWZ26)</w:t>
+              <w:t>Short trung hạn (Swing) (ZWH27)</w:t>
             </w:r>
           </w:p>
         </w:tc>
@@ -5528,7 +5528,7 @@
               <w:rPr>
                 <w:b/>
               </w:rPr>
-              <w:t>693.50 - 695.50 cents</w:t>
+              <w:t>708.75 - 710.75 cents</w:t>
             </w:r>
           </w:p>
         </w:tc>
@@ -5559,7 +5559,7 @@
               <w:rPr>
                 <w:b/>
               </w:rPr>
-              <w:t>696.40 cents</w:t>
+              <w:t>711.25 cents</w:t>
             </w:r>
           </w:p>
         </w:tc>
@@ -5590,7 +5590,7 @@
               <w:rPr>
                 <w:b/>
               </w:rPr>
-              <w:t>670.75 cents (Thuận xu hướng giảm ngắn hạn)</w:t>
+              <w:t>686.50 cents (Thuận xu hướng giảm ngắn hạn)</w:t>
             </w:r>
           </w:p>
         </w:tc>
@@ -5721,7 +5721,7 @@
               <w:rPr>
                 <w:b/>
               </w:rPr>
-              <w:t>659.14 - 670.75 cents</w:t>
+              <w:t>659.47 - 670.75 cents</w:t>
             </w:r>
           </w:p>
         </w:tc>
@@ -11609,7 +11609,7 @@
         <w:t>Giá Chốt Phiên (Close):</w:t>
       </w:r>
       <w:r>
-        <w:t xml:space="preserve"> 497.25 cents | </w:t>
+        <w:t xml:space="preserve"> 498.25 cents | </w:t>
       </w:r>
       <w:r>
         <w:rPr>
@@ -11624,10 +11624,10 @@
         <w:rPr>
           <w:b/>
         </w:rPr>
-        <w:t>`497.39 cents`</w:t>
+        <w:t>`498.20 cents`</w:t>
       </w:r>
       <w:r>
-        <w:t xml:space="preserve"> (+0.14).</w:t>
+        <w:t xml:space="preserve"> (-0.05).</w:t>
       </w:r>
     </w:p>
     <w:p>
@@ -11648,7 +11648,7 @@
         <w:rPr>
           <w:b/>
         </w:rPr>
-        <w:t>`11,592`</w:t>
+        <w:t>`13,303`</w:t>
       </w:r>
       <w:r>
         <w:t xml:space="preserve"> (Chênh lệch: </w:t>
@@ -11657,7 +11657,7 @@
         <w:rPr>
           <w:b/>
         </w:rPr>
-        <w:t>`-212,382`</w:t>
+        <w:t>`-210,671`</w:t>
       </w:r>
       <w:r>
         <w:t xml:space="preserve">) | OI: </w:t>
@@ -11719,9 +11719,9 @@
       <w:r>
         <w:rPr>
           <w:b/>
-          <w:color w:val="15803D"/>
+          <w:color w:val="B91C1C"/>
         </w:rPr>
-        <w:t>`Giảm suy yếu / Đáy ngắn hạn (Long Liquidation Decline)`</w:t>
+        <w:t>`Tăng yếu / Rủi ro đảo chiều (Short Covering Rally)`</w:t>
       </w:r>
     </w:p>
     <w:p>
@@ -11742,10 +11742,10 @@
         <w:rPr>
           <w:b/>
         </w:rPr>
-        <w:t>TÍCH LŨY TIÊU CỰC (Distribution):</w:t>
+        <w:t>TÍCH LŨY TÍCH CỰC (Accumulation):</w:t>
       </w:r>
       <w:r>
-        <w:t xml:space="preserve"> Nến đi ngang nhưng dòng tiền rút dần (OI giảm), cảnh báo rủi ro suy sụt sắp tới.</w:t>
+        <w:t xml:space="preserve"> Nến đi ngang nhưng dòng tiền âm thầm gia tăng (OI tăng), báo hiệu chuẩn bị có nhịp bứt phá tăng.</w:t>
       </w:r>
     </w:p>
     <w:p>
@@ -11991,7 +11991,7 @@
               <w:rPr>
                 <w:b/>
               </w:rPr>
-              <w:t>100.96</w:t>
+              <w:t>99.55</w:t>
             </w:r>
           </w:p>
         </w:tc>
@@ -12022,7 +12022,7 @@
               <w:rPr>
                 <w:b/>
               </w:rPr>
-              <w:t>+0.64%</w:t>
+              <w:t>-0.77%</w:t>
             </w:r>
           </w:p>
         </w:tc>
@@ -12050,7 +12050,7 @@
             </w:pPr>
             <w:r/>
             <w:r>
-              <w:t>Giá dầu Tăng hỗ trợ biên lợi nhuận pha chế Ethanol, kéo theo nhu cầu ngô tích cực.</w:t>
+              <w:t>Giá dầu Giảm làm giảm biên lợi nhuận pha chế Ethanol, tạo sức ép lên nhu cầu ngô.</w:t>
             </w:r>
           </w:p>
         </w:tc>
@@ -12114,7 +12114,7 @@
               <w:rPr>
                 <w:b/>
               </w:rPr>
-              <w:t>102.17</w:t>
+              <w:t>102.28</w:t>
             </w:r>
           </w:p>
         </w:tc>
@@ -12145,7 +12145,7 @@
               <w:rPr>
                 <w:b/>
               </w:rPr>
-              <w:t>+0.00%</w:t>
+              <w:t>+0.10%</w:t>
             </w:r>
           </w:p>
         </w:tc>
@@ -12749,7 +12749,7 @@
         <w:t xml:space="preserve"> EMA_21 </w:t>
       </w:r>
       <w:r>
-        <w:t xml:space="preserve"> (498.01) &lt; </w:t>
+        <w:t xml:space="preserve"> (497.87) &lt; </w:t>
       </w:r>
       <w:r>
         <w:rPr>
@@ -12760,7 +12760,7 @@
         <w:t xml:space="preserve"> EMA_50 </w:t>
       </w:r>
       <w:r>
-        <w:t xml:space="preserve"> (500.45).</w:t>
+        <w:t xml:space="preserve"> (500.02).</w:t>
       </w:r>
     </w:p>
     <w:p>
@@ -12781,7 +12781,7 @@
         <w:rPr>
           <w:b/>
         </w:rPr>
-        <w:t>`45.43`</w:t>
+        <w:t>`50.58`</w:t>
       </w:r>
       <w:r>
         <w:t xml:space="preserve"> | ATR (14) = </w:t>
@@ -12790,7 +12790,7 @@
         <w:rPr>
           <w:b/>
         </w:rPr>
-        <w:t>`1.79`</w:t>
+        <w:t>`1.41`</w:t>
       </w:r>
       <w:r>
         <w:t xml:space="preserve"> cents | Volatility = </w:t>
@@ -13584,7 +13584,7 @@
           <w:b/>
           <w:color w:val="15803D"/>
         </w:rPr>
-        <w:t>`496.00 - 498.01 cents (Canh mua vùng hỗ trợ)`</w:t>
+        <w:t>`496.00 - 497.87 cents (Canh mua vùng hỗ trợ)`</w:t>
       </w:r>
       <w:r>
         <w:t xml:space="preserve"> | SL: </w:t>
@@ -13593,7 +13593,7 @@
         <w:rPr>
           <w:b/>
         </w:rPr>
-        <w:t>`492.31 cents (Dưới cản S2 + 1.5x ATR)`</w:t>
+        <w:t>`492.89 cents (Dưới cản S2 + 1.5x ATR)`</w:t>
       </w:r>
       <w:r>
         <w:t xml:space="preserve"> | TP: </w:t>
@@ -13630,7 +13630,7 @@
         <w:rPr>
           <w:b/>
         </w:rPr>
-        <w:t>Trung hạn (Swing Trades - HĐ ZCH27):</w:t>
+        <w:t>Trung hạn (Swing Trades - HĐ ZCZ26):</w:t>
       </w:r>
     </w:p>
     <w:p>
@@ -13655,7 +13655,7 @@
         <w:rPr>
           <w:b/>
         </w:rPr>
-        <w:t>`509.00 - 510.50 cents`</w:t>
+        <w:t>`494.50 - 496.00 cents`</w:t>
       </w:r>
       <w:r>
         <w:t xml:space="preserve"> | SL: </w:t>
@@ -13664,7 +13664,7 @@
         <w:rPr>
           <w:b/>
         </w:rPr>
-        <w:t>`507.42 cents (Chống quét SL tuyệt đối)`</w:t>
+        <w:t>`493.59 cents (Chống quét SL tuyệt đối)`</w:t>
       </w:r>
       <w:r>
         <w:t xml:space="preserve"> | TP: </w:t>
@@ -13673,7 +13673,7 @@
         <w:rPr>
           <w:b/>
         </w:rPr>
-        <w:t>`563.00 cents (Ăn trọn biên độ ngô ~10.5 giá)`</w:t>
+        <w:t>`548.75 cents (Ăn trọn biên độ ngô ~10.5 giá)`</w:t>
       </w:r>
       <w:r>
         <w:t>.</w:t>
@@ -13701,7 +13701,7 @@
         <w:rPr>
           <w:b/>
         </w:rPr>
-        <w:t>`515.50 - 517.00 cents`</w:t>
+        <w:t>`500.25 - 501.75 cents`</w:t>
       </w:r>
       <w:r>
         <w:t xml:space="preserve"> | SL: </w:t>
@@ -13710,7 +13710,7 @@
         <w:rPr>
           <w:b/>
         </w:rPr>
-        <w:t>`517.33 cents`</w:t>
+        <w:t>`501.66 cents`</w:t>
       </w:r>
       <w:r>
         <w:t xml:space="preserve"> | TP: </w:t>
@@ -13719,7 +13719,7 @@
         <w:rPr>
           <w:b/>
         </w:rPr>
-        <w:t>`510.25 cents`</w:t>
+        <w:t>`496.00 cents`</w:t>
       </w:r>
       <w:r>
         <w:t>.</w:t>
@@ -13759,7 +13759,7 @@
         <w:rPr>
           <w:b/>
         </w:rPr>
-        <w:t>`487.84 - 495.00 cents`</w:t>
+        <w:t>`489.37 - 495.00 cents`</w:t>
       </w:r>
     </w:p>
     <w:p>
@@ -14166,7 +14166,7 @@
             </w:pPr>
             <w:r/>
             <w:r>
-              <w:t>497.25</w:t>
+              <w:t>498.25</w:t>
             </w:r>
           </w:p>
         </w:tc>
@@ -14194,7 +14194,7 @@
             </w:pPr>
             <w:r/>
             <w:r>
-              <w:t>501.00</w:t>
+              <w:t>502.00</w:t>
             </w:r>
           </w:p>
         </w:tc>
@@ -14222,7 +14222,7 @@
             </w:pPr>
             <w:r/>
             <w:r>
-              <w:t>494.00</w:t>
+              <w:t>495.00</w:t>
             </w:r>
           </w:p>
         </w:tc>
@@ -14253,7 +14253,7 @@
               <w:rPr>
                 <w:b/>
               </w:rPr>
-              <w:t>497.50</w:t>
+              <w:t>498.50</w:t>
             </w:r>
           </w:p>
         </w:tc>
@@ -14401,7 +14401,7 @@
             </w:pPr>
             <w:r/>
             <w:r>
-              <w:t>497.50</w:t>
+              <w:t>498.50</w:t>
             </w:r>
           </w:p>
         </w:tc>
@@ -14429,7 +14429,7 @@
             </w:pPr>
             <w:r/>
             <w:r>
-              <w:t>500.25</w:t>
+              <w:t>501.25</w:t>
             </w:r>
           </w:p>
         </w:tc>
@@ -14457,7 +14457,7 @@
             </w:pPr>
             <w:r/>
             <w:r>
-              <w:t>493.75</w:t>
+              <w:t>494.75</w:t>
             </w:r>
           </w:p>
         </w:tc>
@@ -14488,7 +14488,7 @@
               <w:rPr>
                 <w:b/>
               </w:rPr>
-              <w:t>497.00</w:t>
+              <w:t>498.00</w:t>
             </w:r>
           </w:p>
         </w:tc>
@@ -14636,7 +14636,7 @@
             </w:pPr>
             <w:r/>
             <w:r>
-              <w:t>497.00</w:t>
+              <w:t>498.00</w:t>
             </w:r>
           </w:p>
         </w:tc>
@@ -14664,7 +14664,7 @@
             </w:pPr>
             <w:r/>
             <w:r>
-              <w:t>500.00</w:t>
+              <w:t>501.00</w:t>
             </w:r>
           </w:p>
         </w:tc>
@@ -14692,7 +14692,7 @@
             </w:pPr>
             <w:r/>
             <w:r>
-              <w:t>493.00</w:t>
+              <w:t>494.00</w:t>
             </w:r>
           </w:p>
         </w:tc>
@@ -14723,7 +14723,7 @@
               <w:rPr>
                 <w:b/>
               </w:rPr>
-              <w:t>497.75</w:t>
+              <w:t>498.75</w:t>
             </w:r>
           </w:p>
         </w:tc>
@@ -14871,7 +14871,7 @@
             </w:pPr>
             <w:r/>
             <w:r>
-              <w:t>497.75</w:t>
+              <w:t>498.75</w:t>
             </w:r>
           </w:p>
         </w:tc>
@@ -14899,7 +14899,7 @@
             </w:pPr>
             <w:r/>
             <w:r>
-              <w:t>502.25</w:t>
+              <w:t>503.25</w:t>
             </w:r>
           </w:p>
         </w:tc>
@@ -14927,7 +14927,7 @@
             </w:pPr>
             <w:r/>
             <w:r>
-              <w:t>492.75</w:t>
+              <w:t>493.75</w:t>
             </w:r>
           </w:p>
         </w:tc>
@@ -14958,7 +14958,7 @@
               <w:rPr>
                 <w:b/>
               </w:rPr>
-              <w:t>498.50</w:t>
+              <w:t>499.50</w:t>
             </w:r>
           </w:p>
         </w:tc>
@@ -15106,7 +15106,7 @@
             </w:pPr>
             <w:r/>
             <w:r>
-              <w:t>498.50</w:t>
+              <w:t>499.50</w:t>
             </w:r>
           </w:p>
         </w:tc>
@@ -15134,7 +15134,7 @@
             </w:pPr>
             <w:r/>
             <w:r>
-              <w:t>504.00</w:t>
+              <w:t>505.00</w:t>
             </w:r>
           </w:p>
         </w:tc>
@@ -15162,7 +15162,7 @@
             </w:pPr>
             <w:r/>
             <w:r>
-              <w:t>492.25</w:t>
+              <w:t>493.25</w:t>
             </w:r>
           </w:p>
         </w:tc>
@@ -15193,7 +15193,7 @@
               <w:rPr>
                 <w:b/>
               </w:rPr>
-              <w:t>500.75</w:t>
+              <w:t>501.75</w:t>
             </w:r>
           </w:p>
         </w:tc>
@@ -15341,7 +15341,7 @@
             </w:pPr>
             <w:r/>
             <w:r>
-              <w:t>500.75</w:t>
+              <w:t>501.75</w:t>
             </w:r>
           </w:p>
         </w:tc>
@@ -15369,7 +15369,7 @@
             </w:pPr>
             <w:r/>
             <w:r>
-              <w:t>503.75</w:t>
+              <w:t>504.75</w:t>
             </w:r>
           </w:p>
         </w:tc>
@@ -15397,7 +15397,7 @@
             </w:pPr>
             <w:r/>
             <w:r>
-              <w:t>496.50</w:t>
+              <w:t>497.50</w:t>
             </w:r>
           </w:p>
         </w:tc>
@@ -15428,7 +15428,7 @@
               <w:rPr>
                 <w:b/>
               </w:rPr>
-              <w:t>501.00</w:t>
+              <w:t>502.00</w:t>
             </w:r>
           </w:p>
         </w:tc>
@@ -15576,7 +15576,7 @@
             </w:pPr>
             <w:r/>
             <w:r>
-              <w:t>501.00</w:t>
+              <w:t>502.00</w:t>
             </w:r>
           </w:p>
         </w:tc>
@@ -15604,7 +15604,7 @@
             </w:pPr>
             <w:r/>
             <w:r>
-              <w:t>504.25</w:t>
+              <w:t>505.25</w:t>
             </w:r>
           </w:p>
         </w:tc>
@@ -15632,7 +15632,7 @@
             </w:pPr>
             <w:r/>
             <w:r>
-              <w:t>494.50</w:t>
+              <w:t>495.50</w:t>
             </w:r>
           </w:p>
         </w:tc>
@@ -15663,7 +15663,7 @@
               <w:rPr>
                 <w:b/>
               </w:rPr>
-              <w:t>501.75</w:t>
+              <w:t>502.75</w:t>
             </w:r>
           </w:p>
         </w:tc>
@@ -15811,7 +15811,7 @@
             </w:pPr>
             <w:r/>
             <w:r>
-              <w:t>501.75</w:t>
+              <w:t>502.75</w:t>
             </w:r>
           </w:p>
         </w:tc>
@@ -15839,7 +15839,7 @@
             </w:pPr>
             <w:r/>
             <w:r>
-              <w:t>504.75</w:t>
+              <w:t>505.75</w:t>
             </w:r>
           </w:p>
         </w:tc>
@@ -15867,7 +15867,7 @@
             </w:pPr>
             <w:r/>
             <w:r>
-              <w:t>497.25</w:t>
+              <w:t>498.25</w:t>
             </w:r>
           </w:p>
         </w:tc>
@@ -15898,7 +15898,7 @@
               <w:rPr>
                 <w:b/>
               </w:rPr>
-              <w:t>501.25</w:t>
+              <w:t>502.25</w:t>
             </w:r>
           </w:p>
         </w:tc>
@@ -16046,7 +16046,7 @@
             </w:pPr>
             <w:r/>
             <w:r>
-              <w:t>501.25</w:t>
+              <w:t>502.25</w:t>
             </w:r>
           </w:p>
         </w:tc>
@@ -16074,7 +16074,7 @@
             </w:pPr>
             <w:r/>
             <w:r>
-              <w:t>505.25</w:t>
+              <w:t>506.25</w:t>
             </w:r>
           </w:p>
         </w:tc>
@@ -16102,7 +16102,7 @@
             </w:pPr>
             <w:r/>
             <w:r>
-              <w:t>495.50</w:t>
+              <w:t>496.50</w:t>
             </w:r>
           </w:p>
         </w:tc>
@@ -16133,7 +16133,7 @@
               <w:rPr>
                 <w:b/>
               </w:rPr>
-              <w:t>501.75</w:t>
+              <w:t>502.75</w:t>
             </w:r>
           </w:p>
         </w:tc>
@@ -16281,7 +16281,7 @@
             </w:pPr>
             <w:r/>
             <w:r>
-              <w:t>501.75</w:t>
+              <w:t>502.75</w:t>
             </w:r>
           </w:p>
         </w:tc>
@@ -16309,7 +16309,7 @@
             </w:pPr>
             <w:r/>
             <w:r>
-              <w:t>504.25</w:t>
+              <w:t>505.25</w:t>
             </w:r>
           </w:p>
         </w:tc>
@@ -16337,7 +16337,7 @@
             </w:pPr>
             <w:r/>
             <w:r>
-              <w:t>498.50</w:t>
+              <w:t>499.50</w:t>
             </w:r>
           </w:p>
         </w:tc>
@@ -16368,7 +16368,7 @@
               <w:rPr>
                 <w:b/>
               </w:rPr>
-              <w:t>502.25</w:t>
+              <w:t>503.25</w:t>
             </w:r>
           </w:p>
         </w:tc>
@@ -16516,7 +16516,7 @@
             </w:pPr>
             <w:r/>
             <w:r>
-              <w:t>502.25</w:t>
+              <w:t>503.25</w:t>
             </w:r>
           </w:p>
         </w:tc>
@@ -16544,7 +16544,7 @@
             </w:pPr>
             <w:r/>
             <w:r>
-              <w:t>505.75</w:t>
+              <w:t>506.75</w:t>
             </w:r>
           </w:p>
         </w:tc>
@@ -16572,7 +16572,7 @@
             </w:pPr>
             <w:r/>
             <w:r>
-              <w:t>496.25</w:t>
+              <w:t>497.25</w:t>
             </w:r>
           </w:p>
         </w:tc>
@@ -16603,7 +16603,7 @@
               <w:rPr>
                 <w:b/>
               </w:rPr>
-              <w:t>503.25</w:t>
+              <w:t>504.25</w:t>
             </w:r>
           </w:p>
         </w:tc>
@@ -16751,7 +16751,7 @@
             </w:pPr>
             <w:r/>
             <w:r>
-              <w:t>503.25</w:t>
+              <w:t>504.25</w:t>
             </w:r>
           </w:p>
         </w:tc>
@@ -16779,7 +16779,7 @@
             </w:pPr>
             <w:r/>
             <w:r>
-              <w:t>506.00</w:t>
+              <w:t>507.00</w:t>
             </w:r>
           </w:p>
         </w:tc>
@@ -16807,7 +16807,7 @@
             </w:pPr>
             <w:r/>
             <w:r>
-              <w:t>500.75</w:t>
+              <w:t>501.75</w:t>
             </w:r>
           </w:p>
         </w:tc>
@@ -16838,7 +16838,7 @@
               <w:rPr>
                 <w:b/>
               </w:rPr>
-              <w:t>503.25</w:t>
+              <w:t>504.25</w:t>
             </w:r>
           </w:p>
         </w:tc>
@@ -16986,7 +16986,7 @@
             </w:pPr>
             <w:r/>
             <w:r>
-              <w:t>503.25</w:t>
+              <w:t>504.25</w:t>
             </w:r>
           </w:p>
         </w:tc>
@@ -17014,7 +17014,7 @@
             </w:pPr>
             <w:r/>
             <w:r>
-              <w:t>506.00</w:t>
+              <w:t>507.00</w:t>
             </w:r>
           </w:p>
         </w:tc>
@@ -17042,7 +17042,7 @@
             </w:pPr>
             <w:r/>
             <w:r>
-              <w:t>500.75</w:t>
+              <w:t>501.75</w:t>
             </w:r>
           </w:p>
         </w:tc>
@@ -17073,7 +17073,7 @@
               <w:rPr>
                 <w:b/>
               </w:rPr>
-              <w:t>502.75</w:t>
+              <w:t>503.75</w:t>
             </w:r>
           </w:p>
         </w:tc>
@@ -17221,7 +17221,7 @@
             </w:pPr>
             <w:r/>
             <w:r>
-              <w:t>502.75</w:t>
+              <w:t>503.75</w:t>
             </w:r>
           </w:p>
         </w:tc>
@@ -17249,7 +17249,7 @@
             </w:pPr>
             <w:r/>
             <w:r>
-              <w:t>505.75</w:t>
+              <w:t>506.75</w:t>
             </w:r>
           </w:p>
         </w:tc>
@@ -17277,7 +17277,7 @@
             </w:pPr>
             <w:r/>
             <w:r>
-              <w:t>499.50</w:t>
+              <w:t>500.50</w:t>
             </w:r>
           </w:p>
         </w:tc>
@@ -17308,7 +17308,7 @@
               <w:rPr>
                 <w:b/>
               </w:rPr>
-              <w:t>502.50</w:t>
+              <w:t>503.50</w:t>
             </w:r>
           </w:p>
         </w:tc>
@@ -17456,7 +17456,7 @@
             </w:pPr>
             <w:r/>
             <w:r>
-              <w:t>502.50</w:t>
+              <w:t>503.50</w:t>
             </w:r>
           </w:p>
         </w:tc>
@@ -17484,7 +17484,7 @@
             </w:pPr>
             <w:r/>
             <w:r>
-              <w:t>506.50</w:t>
+              <w:t>507.50</w:t>
             </w:r>
           </w:p>
         </w:tc>
@@ -17512,7 +17512,7 @@
             </w:pPr>
             <w:r/>
             <w:r>
-              <w:t>497.25</w:t>
+              <w:t>498.25</w:t>
             </w:r>
           </w:p>
         </w:tc>
@@ -17543,7 +17543,7 @@
               <w:rPr>
                 <w:b/>
               </w:rPr>
-              <w:t>503.00</w:t>
+              <w:t>504.00</w:t>
             </w:r>
           </w:p>
         </w:tc>
@@ -17691,7 +17691,7 @@
             </w:pPr>
             <w:r/>
             <w:r>
-              <w:t>503.00</w:t>
+              <w:t>504.00</w:t>
             </w:r>
           </w:p>
         </w:tc>
@@ -17719,7 +17719,7 @@
             </w:pPr>
             <w:r/>
             <w:r>
-              <w:t>507.75</w:t>
+              <w:t>508.75</w:t>
             </w:r>
           </w:p>
         </w:tc>
@@ -17747,7 +17747,7 @@
             </w:pPr>
             <w:r/>
             <w:r>
-              <w:t>496.00</w:t>
+              <w:t>497.00</w:t>
             </w:r>
           </w:p>
         </w:tc>
@@ -17778,7 +17778,7 @@
               <w:rPr>
                 <w:b/>
               </w:rPr>
-              <w:t>505.00</w:t>
+              <w:t>506.00</w:t>
             </w:r>
           </w:p>
         </w:tc>
@@ -17926,7 +17926,7 @@
             </w:pPr>
             <w:r/>
             <w:r>
-              <w:t>505.00</w:t>
+              <w:t>506.00</w:t>
             </w:r>
           </w:p>
         </w:tc>
@@ -17954,7 +17954,7 @@
             </w:pPr>
             <w:r/>
             <w:r>
-              <w:t>513.00</w:t>
+              <w:t>514.00</w:t>
             </w:r>
           </w:p>
         </w:tc>
@@ -17982,7 +17982,7 @@
             </w:pPr>
             <w:r/>
             <w:r>
-              <w:t>498.00</w:t>
+              <w:t>499.00</w:t>
             </w:r>
           </w:p>
         </w:tc>
@@ -18013,7 +18013,7 @@
               <w:rPr>
                 <w:b/>
               </w:rPr>
-              <w:t>506.50</w:t>
+              <w:t>507.50</w:t>
             </w:r>
           </w:p>
         </w:tc>
@@ -18161,7 +18161,7 @@
             </w:pPr>
             <w:r/>
             <w:r>
-              <w:t>506.50</w:t>
+              <w:t>507.50</w:t>
             </w:r>
           </w:p>
         </w:tc>
@@ -18189,7 +18189,7 @@
             </w:pPr>
             <w:r/>
             <w:r>
-              <w:t>511.00</w:t>
+              <w:t>512.00</w:t>
             </w:r>
           </w:p>
         </w:tc>
@@ -18217,7 +18217,7 @@
             </w:pPr>
             <w:r/>
             <w:r>
-              <w:t>502.25</w:t>
+              <w:t>503.25</w:t>
             </w:r>
           </w:p>
         </w:tc>
@@ -18248,7 +18248,7 @@
               <w:rPr>
                 <w:b/>
               </w:rPr>
-              <w:t>506.00</w:t>
+              <w:t>507.00</w:t>
             </w:r>
           </w:p>
         </w:tc>
@@ -18396,7 +18396,7 @@
             </w:pPr>
             <w:r/>
             <w:r>
-              <w:t>506.00</w:t>
+              <w:t>507.00</w:t>
             </w:r>
           </w:p>
         </w:tc>
@@ -18424,7 +18424,7 @@
             </w:pPr>
             <w:r/>
             <w:r>
-              <w:t>508.25</w:t>
+              <w:t>509.25</w:t>
             </w:r>
           </w:p>
         </w:tc>
@@ -18452,7 +18452,7 @@
             </w:pPr>
             <w:r/>
             <w:r>
-              <w:t>503.25</w:t>
+              <w:t>504.25</w:t>
             </w:r>
           </w:p>
         </w:tc>
@@ -18483,7 +18483,7 @@
               <w:rPr>
                 <w:b/>
               </w:rPr>
-              <w:t>505.75</w:t>
+              <w:t>506.75</w:t>
             </w:r>
           </w:p>
         </w:tc>
@@ -18631,7 +18631,7 @@
             </w:pPr>
             <w:r/>
             <w:r>
-              <w:t>505.75</w:t>
+              <w:t>506.75</w:t>
             </w:r>
           </w:p>
         </w:tc>
@@ -18659,7 +18659,7 @@
             </w:pPr>
             <w:r/>
             <w:r>
-              <w:t>507.75</w:t>
+              <w:t>508.75</w:t>
             </w:r>
           </w:p>
         </w:tc>
@@ -18687,7 +18687,7 @@
             </w:pPr>
             <w:r/>
             <w:r>
-              <w:t>501.25</w:t>
+              <w:t>502.25</w:t>
             </w:r>
           </w:p>
         </w:tc>
@@ -18718,7 +18718,7 @@
               <w:rPr>
                 <w:b/>
               </w:rPr>
-              <w:t>506.00</w:t>
+              <w:t>507.00</w:t>
             </w:r>
           </w:p>
         </w:tc>
@@ -18866,7 +18866,7 @@
             </w:pPr>
             <w:r/>
             <w:r>
-              <w:t>506.00</w:t>
+              <w:t>507.00</w:t>
             </w:r>
           </w:p>
         </w:tc>
@@ -18894,7 +18894,7 @@
             </w:pPr>
             <w:r/>
             <w:r>
-              <w:t>509.75</w:t>
+              <w:t>510.75</w:t>
             </w:r>
           </w:p>
         </w:tc>
@@ -18922,7 +18922,7 @@
             </w:pPr>
             <w:r/>
             <w:r>
-              <w:t>503.25</w:t>
+              <w:t>504.25</w:t>
             </w:r>
           </w:p>
         </w:tc>
@@ -18953,7 +18953,7 @@
               <w:rPr>
                 <w:b/>
               </w:rPr>
-              <w:t>506.50</w:t>
+              <w:t>507.50</w:t>
             </w:r>
           </w:p>
         </w:tc>
@@ -19101,7 +19101,7 @@
             </w:pPr>
             <w:r/>
             <w:r>
-              <w:t>506.50</w:t>
+              <w:t>507.50</w:t>
             </w:r>
           </w:p>
         </w:tc>
@@ -19129,7 +19129,7 @@
             </w:pPr>
             <w:r/>
             <w:r>
-              <w:t>509.50</w:t>
+              <w:t>510.50</w:t>
             </w:r>
           </w:p>
         </w:tc>
@@ -19157,7 +19157,7 @@
             </w:pPr>
             <w:r/>
             <w:r>
-              <w:t>502.00</w:t>
+              <w:t>503.00</w:t>
             </w:r>
           </w:p>
         </w:tc>
@@ -19188,7 +19188,7 @@
               <w:rPr>
                 <w:b/>
               </w:rPr>
-              <w:t>506.75</w:t>
+              <w:t>507.75</w:t>
             </w:r>
           </w:p>
         </w:tc>
@@ -19336,7 +19336,7 @@
             </w:pPr>
             <w:r/>
             <w:r>
-              <w:t>506.75</w:t>
+              <w:t>507.75</w:t>
             </w:r>
           </w:p>
         </w:tc>
@@ -19364,7 +19364,7 @@
             </w:pPr>
             <w:r/>
             <w:r>
-              <w:t>511.00</w:t>
+              <w:t>512.00</w:t>
             </w:r>
           </w:p>
         </w:tc>
@@ -19392,7 +19392,7 @@
             </w:pPr>
             <w:r/>
             <w:r>
-              <w:t>503.50</w:t>
+              <w:t>504.50</w:t>
             </w:r>
           </w:p>
         </w:tc>
@@ -19423,7 +19423,7 @@
               <w:rPr>
                 <w:b/>
               </w:rPr>
-              <w:t>507.50</w:t>
+              <w:t>508.50</w:t>
             </w:r>
           </w:p>
         </w:tc>
@@ -19571,7 +19571,7 @@
             </w:pPr>
             <w:r/>
             <w:r>
-              <w:t>507.50</w:t>
+              <w:t>508.50</w:t>
             </w:r>
           </w:p>
         </w:tc>
@@ -19599,7 +19599,7 @@
             </w:pPr>
             <w:r/>
             <w:r>
-              <w:t>511.00</w:t>
+              <w:t>512.00</w:t>
             </w:r>
           </w:p>
         </w:tc>
@@ -19627,7 +19627,7 @@
             </w:pPr>
             <w:r/>
             <w:r>
-              <w:t>505.25</w:t>
+              <w:t>506.25</w:t>
             </w:r>
           </w:p>
         </w:tc>
@@ -19658,7 +19658,7 @@
               <w:rPr>
                 <w:b/>
               </w:rPr>
-              <w:t>507.50</w:t>
+              <w:t>508.50</w:t>
             </w:r>
           </w:p>
         </w:tc>
@@ -19806,7 +19806,7 @@
             </w:pPr>
             <w:r/>
             <w:r>
-              <w:t>507.50</w:t>
+              <w:t>508.50</w:t>
             </w:r>
           </w:p>
         </w:tc>
@@ -19834,7 +19834,7 @@
             </w:pPr>
             <w:r/>
             <w:r>
-              <w:t>511.25</w:t>
+              <w:t>512.25</w:t>
             </w:r>
           </w:p>
         </w:tc>
@@ -19862,7 +19862,7 @@
             </w:pPr>
             <w:r/>
             <w:r>
-              <w:t>504.00</w:t>
+              <w:t>505.00</w:t>
             </w:r>
           </w:p>
         </w:tc>
@@ -19893,7 +19893,7 @@
               <w:rPr>
                 <w:b/>
               </w:rPr>
-              <w:t>507.25</w:t>
+              <w:t>508.25</w:t>
             </w:r>
           </w:p>
         </w:tc>
@@ -20041,7 +20041,7 @@
             </w:pPr>
             <w:r/>
             <w:r>
-              <w:t>507.25</w:t>
+              <w:t>508.25</w:t>
             </w:r>
           </w:p>
         </w:tc>
@@ -20069,7 +20069,7 @@
             </w:pPr>
             <w:r/>
             <w:r>
-              <w:t>510.75</w:t>
+              <w:t>511.75</w:t>
             </w:r>
           </w:p>
         </w:tc>
@@ -20097,7 +20097,7 @@
             </w:pPr>
             <w:r/>
             <w:r>
-              <w:t>504.00</w:t>
+              <w:t>505.00</w:t>
             </w:r>
           </w:p>
         </w:tc>
@@ -20128,7 +20128,7 @@
               <w:rPr>
                 <w:b/>
               </w:rPr>
-              <w:t>507.00</w:t>
+              <w:t>508.00</w:t>
             </w:r>
           </w:p>
         </w:tc>
@@ -20276,7 +20276,7 @@
             </w:pPr>
             <w:r/>
             <w:r>
-              <w:t>507.00</w:t>
+              <w:t>508.00</w:t>
             </w:r>
           </w:p>
         </w:tc>
@@ -20304,7 +20304,7 @@
             </w:pPr>
             <w:r/>
             <w:r>
-              <w:t>510.00</w:t>
+              <w:t>511.00</w:t>
             </w:r>
           </w:p>
         </w:tc>
@@ -20332,7 +20332,7 @@
             </w:pPr>
             <w:r/>
             <w:r>
-              <w:t>504.25</w:t>
+              <w:t>505.25</w:t>
             </w:r>
           </w:p>
         </w:tc>
@@ -20363,7 +20363,7 @@
               <w:rPr>
                 <w:b/>
               </w:rPr>
-              <w:t>507.25</w:t>
+              <w:t>508.25</w:t>
             </w:r>
           </w:p>
         </w:tc>
@@ -20511,7 +20511,7 @@
             </w:pPr>
             <w:r/>
             <w:r>
-              <w:t>507.25</w:t>
+              <w:t>508.25</w:t>
             </w:r>
           </w:p>
         </w:tc>
@@ -20539,7 +20539,7 @@
             </w:pPr>
             <w:r/>
             <w:r>
-              <w:t>510.25</w:t>
+              <w:t>511.25</w:t>
             </w:r>
           </w:p>
         </w:tc>
@@ -20567,7 +20567,7 @@
             </w:pPr>
             <w:r/>
             <w:r>
-              <w:t>504.50</w:t>
+              <w:t>505.50</w:t>
             </w:r>
           </w:p>
         </w:tc>
@@ -20598,7 +20598,7 @@
               <w:rPr>
                 <w:b/>
               </w:rPr>
-              <w:t>507.25</w:t>
+              <w:t>508.25</w:t>
             </w:r>
           </w:p>
         </w:tc>
@@ -20746,7 +20746,7 @@
             </w:pPr>
             <w:r/>
             <w:r>
-              <w:t>507.25</w:t>
+              <w:t>508.25</w:t>
             </w:r>
           </w:p>
         </w:tc>
@@ -20774,7 +20774,7 @@
             </w:pPr>
             <w:r/>
             <w:r>
-              <w:t>511.25</w:t>
+              <w:t>512.25</w:t>
             </w:r>
           </w:p>
         </w:tc>
@@ -20802,7 +20802,7 @@
             </w:pPr>
             <w:r/>
             <w:r>
-              <w:t>503.75</w:t>
+              <w:t>504.75</w:t>
             </w:r>
           </w:p>
         </w:tc>
@@ -20833,7 +20833,7 @@
               <w:rPr>
                 <w:b/>
               </w:rPr>
-              <w:t>507.75</w:t>
+              <w:t>508.75</w:t>
             </w:r>
           </w:p>
         </w:tc>
@@ -20981,7 +20981,7 @@
             </w:pPr>
             <w:r/>
             <w:r>
-              <w:t>507.75</w:t>
+              <w:t>508.75</w:t>
             </w:r>
           </w:p>
         </w:tc>
@@ -21009,7 +21009,7 @@
             </w:pPr>
             <w:r/>
             <w:r>
-              <w:t>511.75</w:t>
+              <w:t>512.75</w:t>
             </w:r>
           </w:p>
         </w:tc>
@@ -21037,7 +21037,7 @@
             </w:pPr>
             <w:r/>
             <w:r>
-              <w:t>506.00</w:t>
+              <w:t>507.00</w:t>
             </w:r>
           </w:p>
         </w:tc>
@@ -21068,7 +21068,7 @@
               <w:rPr>
                 <w:b/>
               </w:rPr>
-              <w:t>507.50</w:t>
+              <w:t>508.50</w:t>
             </w:r>
           </w:p>
         </w:tc>
@@ -21791,7 +21791,7 @@
         <w:t>Giá Chốt Phiên (Close):</w:t>
       </w:r>
       <w:r>
-        <w:t xml:space="preserve"> 691.25 cents | </w:t>
+        <w:t xml:space="preserve"> 693.75 cents | </w:t>
       </w:r>
       <w:r>
         <w:rPr>
@@ -21806,10 +21806,10 @@
         <w:rPr>
           <w:b/>
         </w:rPr>
-        <w:t>`692.89 cents`</w:t>
+        <w:t>`695.28 cents`</w:t>
       </w:r>
       <w:r>
-        <w:t xml:space="preserve"> (+1.64).</w:t>
+        <w:t xml:space="preserve"> (+1.53).</w:t>
       </w:r>
     </w:p>
     <w:p>
@@ -21830,7 +21830,7 @@
         <w:rPr>
           <w:b/>
         </w:rPr>
-        <w:t>`2,736`</w:t>
+        <w:t>`3,833`</w:t>
       </w:r>
       <w:r>
         <w:t xml:space="preserve"> (Chênh lệch: </w:t>
@@ -21839,7 +21839,7 @@
         <w:rPr>
           <w:b/>
         </w:rPr>
-        <w:t>`-52,653`</w:t>
+        <w:t>`-51,556`</w:t>
       </w:r>
       <w:r>
         <w:t xml:space="preserve">) | OI: </w:t>
@@ -21901,9 +21901,9 @@
       <w:r>
         <w:rPr>
           <w:b/>
-          <w:color w:val="15803D"/>
+          <w:color w:val="B91C1C"/>
         </w:rPr>
-        <w:t>`Giảm suy yếu / Đáy ngắn hạn (Long Liquidation Decline)`</w:t>
+        <w:t>`Tăng yếu / Rủi ro đảo chiều (Short Covering Rally)`</w:t>
       </w:r>
     </w:p>
     <w:p>
@@ -21924,10 +21924,10 @@
         <w:rPr>
           <w:b/>
         </w:rPr>
-        <w:t>TÍCH LŨY TIÊU CỰC (Distribution):</w:t>
+        <w:t>TÍCH LŨY TÍCH CỰC (Accumulation):</w:t>
       </w:r>
       <w:r>
-        <w:t xml:space="preserve"> Nến đi ngang nhưng dòng tiền rút dần (OI giảm), cảnh báo rủi ro suy sụt sắp tới.</w:t>
+        <w:t xml:space="preserve"> Nến đi ngang nhưng dòng tiền âm thầm gia tăng (OI tăng), báo hiệu chuẩn bị có nhịp bứt phá tăng.</w:t>
       </w:r>
     </w:p>
     <w:p>
@@ -22173,7 +22173,7 @@
               <w:rPr>
                 <w:b/>
               </w:rPr>
-              <w:t>100.96</w:t>
+              <w:t>99.55</w:t>
             </w:r>
           </w:p>
         </w:tc>
@@ -22204,7 +22204,7 @@
               <w:rPr>
                 <w:b/>
               </w:rPr>
-              <w:t>+0.64%</w:t>
+              <w:t>-0.77%</w:t>
             </w:r>
           </w:p>
         </w:tc>
@@ -22232,7 +22232,7 @@
             </w:pPr>
             <w:r/>
             <w:r>
-              <w:t>Giá dầu Tăng tăng premium rủi ro địa chính trị và logistics Biển Đen, hỗ trợ giá lúa mì.</w:t>
+              <w:t>Giá dầu Giảm giảm bớt premium rủi ro địa chính trị, tạo áp lực chốt lời lúa mì.</w:t>
             </w:r>
           </w:p>
         </w:tc>
@@ -22296,7 +22296,7 @@
               <w:rPr>
                 <w:b/>
               </w:rPr>
-              <w:t>102.17</w:t>
+              <w:t>102.28</w:t>
             </w:r>
           </w:p>
         </w:tc>
@@ -22327,7 +22327,7 @@
               <w:rPr>
                 <w:b/>
               </w:rPr>
-              <w:t>+0.00%</w:t>
+              <w:t>+0.10%</w:t>
             </w:r>
           </w:p>
         </w:tc>
@@ -22931,7 +22931,7 @@
         <w:t xml:space="preserve"> EMA_21 </w:t>
       </w:r>
       <w:r>
-        <w:t xml:space="preserve"> (690.72) &gt; </w:t>
+        <w:t xml:space="preserve"> (691.06) &gt; </w:t>
       </w:r>
       <w:r>
         <w:rPr>
@@ -22942,7 +22942,7 @@
         <w:t xml:space="preserve"> EMA_50 </w:t>
       </w:r>
       <w:r>
-        <w:t xml:space="preserve"> (688.35).</w:t>
+        <w:t xml:space="preserve"> (688.85).</w:t>
       </w:r>
     </w:p>
     <w:p>
@@ -22963,7 +22963,7 @@
         <w:rPr>
           <w:b/>
         </w:rPr>
-        <w:t>`52.90`</w:t>
+        <w:t>`57.75`</w:t>
       </w:r>
       <w:r>
         <w:t xml:space="preserve"> | ATR (14) = </w:t>
@@ -22972,7 +22972,7 @@
         <w:rPr>
           <w:b/>
         </w:rPr>
-        <w:t>`2.90`</w:t>
+        <w:t>`2.82`</w:t>
       </w:r>
       <w:r>
         <w:t xml:space="preserve"> cents | Volatility = </w:t>
@@ -22981,7 +22981,7 @@
         <w:rPr>
           <w:b/>
         </w:rPr>
-        <w:t>`1.50 cents`</w:t>
+        <w:t>`2.00 cents`</w:t>
       </w:r>
       <w:r>
         <w:t>.</w:t>
@@ -23005,7 +23005,7 @@
         <w:rPr>
           <w:b/>
         </w:rPr>
-        <w:t>`689.25`</w:t>
+        <w:t>`689.50`</w:t>
       </w:r>
       <w:r>
         <w:t xml:space="preserve"> | S2: </w:t>
@@ -23023,7 +23023,7 @@
         <w:rPr>
           <w:b/>
         </w:rPr>
-        <w:t>`693.50`</w:t>
+        <w:t>`697.75`</w:t>
       </w:r>
       <w:r>
         <w:t xml:space="preserve"> | R2: </w:t>
@@ -23756,7 +23756,7 @@
           <w:b/>
           <w:color w:val="B91C1C"/>
         </w:rPr>
-        <w:t>`690.72 - 688.35 cents (Canh bán hồi kỹ thuật H1)`</w:t>
+        <w:t>`691.06 - 688.85 cents (Canh bán hồi kỹ thuật H1)`</w:t>
       </w:r>
       <w:r>
         <w:t xml:space="preserve"> | SL: </w:t>
@@ -23765,7 +23765,7 @@
         <w:rPr>
           <w:b/>
         </w:rPr>
-        <w:t>`799.35 cents (Trên kháng cự R2 + 1.5x ATR)`</w:t>
+        <w:t>`799.23 cents (Trên kháng cự R2 + 1.5x ATR)`</w:t>
       </w:r>
       <w:r>
         <w:t xml:space="preserve"> | TP: </w:t>
@@ -23776,7 +23776,7 @@
           <w:color w:val="D97706"/>
           <w:sz w:val="19"/>
         </w:rPr>
-        <w:t xml:space="preserve"> 689.25 cents </w:t>
+        <w:t xml:space="preserve"> 689.50 cents </w:t>
       </w:r>
       <w:r>
         <w:t xml:space="preserve"> / </w:t>
@@ -23802,7 +23802,7 @@
         <w:rPr>
           <w:b/>
         </w:rPr>
-        <w:t>Trung hạn (Swing Trades - HĐ ZWZ26):</w:t>
+        <w:t>Trung hạn (Swing Trades - HĐ ZWH27):</w:t>
       </w:r>
     </w:p>
     <w:p>
@@ -23827,7 +23827,7 @@
         <w:rPr>
           <w:b/>
         </w:rPr>
-        <w:t>`687.25 - 689.25 cents`</w:t>
+        <w:t>`703.25 - 705.25 cents`</w:t>
       </w:r>
       <w:r>
         <w:t xml:space="preserve"> | SL: </w:t>
@@ -23836,7 +23836,7 @@
         <w:rPr>
           <w:b/>
         </w:rPr>
-        <w:t>`667.85 cents`</w:t>
+        <w:t>`684.00 cents`</w:t>
       </w:r>
       <w:r>
         <w:t xml:space="preserve"> | TP: </w:t>
@@ -23845,7 +23845,7 @@
         <w:rPr>
           <w:b/>
         </w:rPr>
-        <w:t>`693.50 cents (Đón sóng hồi trung hạn ~14.5 giá)`</w:t>
+        <w:t>`708.75 cents (Đón sóng hồi trung hạn ~14.5 giá)`</w:t>
       </w:r>
       <w:r>
         <w:t>.</w:t>
@@ -23873,7 +23873,7 @@
         <w:rPr>
           <w:b/>
         </w:rPr>
-        <w:t>`693.50 - 695.50 cents`</w:t>
+        <w:t>`708.75 - 710.75 cents`</w:t>
       </w:r>
       <w:r>
         <w:t xml:space="preserve"> | SL: </w:t>
@@ -23882,7 +23882,7 @@
         <w:rPr>
           <w:b/>
         </w:rPr>
-        <w:t>`696.40 cents`</w:t>
+        <w:t>`711.25 cents`</w:t>
       </w:r>
       <w:r>
         <w:t xml:space="preserve"> | TP: </w:t>
@@ -23891,7 +23891,7 @@
         <w:rPr>
           <w:b/>
         </w:rPr>
-        <w:t>`670.75 cents (Thuận xu hướng giảm ngắn hạn)`</w:t>
+        <w:t>`686.50 cents (Thuận xu hướng giảm ngắn hạn)`</w:t>
       </w:r>
       <w:r>
         <w:t>.</w:t>
@@ -23931,7 +23931,7 @@
         <w:rPr>
           <w:b/>
         </w:rPr>
-        <w:t>`659.14 - 670.75 cents`</w:t>
+        <w:t>`659.47 - 670.75 cents`</w:t>
       </w:r>
     </w:p>
     <w:p>
@@ -24338,7 +24338,7 @@
             </w:pPr>
             <w:r/>
             <w:r>
-              <w:t>691.25</w:t>
+              <w:t>693.75</w:t>
             </w:r>
           </w:p>
         </w:tc>
@@ -24366,7 +24366,7 @@
             </w:pPr>
             <w:r/>
             <w:r>
-              <w:t>702.50</w:t>
+              <w:t>705.00</w:t>
             </w:r>
           </w:p>
         </w:tc>
@@ -24394,7 +24394,7 @@
             </w:pPr>
             <w:r/>
             <w:r>
-              <w:t>685.75</w:t>
+              <w:t>688.25</w:t>
             </w:r>
           </w:p>
         </w:tc>
@@ -24425,7 +24425,7 @@
               <w:rPr>
                 <w:b/>
               </w:rPr>
-              <w:t>690.50</w:t>
+              <w:t>693.00</w:t>
             </w:r>
           </w:p>
         </w:tc>
@@ -24573,7 +24573,7 @@
             </w:pPr>
             <w:r/>
             <w:r>
-              <w:t>690.50</w:t>
+              <w:t>693.00</w:t>
             </w:r>
           </w:p>
         </w:tc>
@@ -24601,7 +24601,7 @@
             </w:pPr>
             <w:r/>
             <w:r>
-              <w:t>698.00</w:t>
+              <w:t>700.50</w:t>
             </w:r>
           </w:p>
         </w:tc>
@@ -24629,7 +24629,7 @@
             </w:pPr>
             <w:r/>
             <w:r>
-              <w:t>684.50</w:t>
+              <w:t>687.00</w:t>
             </w:r>
           </w:p>
         </w:tc>
@@ -24660,7 +24660,7 @@
               <w:rPr>
                 <w:b/>
               </w:rPr>
-              <w:t>690.00</w:t>
+              <w:t>692.50</w:t>
             </w:r>
           </w:p>
         </w:tc>
@@ -24808,7 +24808,7 @@
             </w:pPr>
             <w:r/>
             <w:r>
-              <w:t>690.00</w:t>
+              <w:t>692.50</w:t>
             </w:r>
           </w:p>
         </w:tc>
@@ -24836,7 +24836,7 @@
             </w:pPr>
             <w:r/>
             <w:r>
-              <w:t>703.75</w:t>
+              <w:t>706.25</w:t>
             </w:r>
           </w:p>
         </w:tc>
@@ -24864,7 +24864,7 @@
             </w:pPr>
             <w:r/>
             <w:r>
-              <w:t>675.25</w:t>
+              <w:t>677.75</w:t>
             </w:r>
           </w:p>
         </w:tc>
@@ -24895,7 +24895,7 @@
               <w:rPr>
                 <w:b/>
               </w:rPr>
-              <w:t>692.00</w:t>
+              <w:t>694.50</w:t>
             </w:r>
           </w:p>
         </w:tc>
@@ -25043,7 +25043,7 @@
             </w:pPr>
             <w:r/>
             <w:r>
-              <w:t>692.00</w:t>
+              <w:t>694.50</w:t>
             </w:r>
           </w:p>
         </w:tc>
@@ -25071,7 +25071,7 @@
             </w:pPr>
             <w:r/>
             <w:r>
-              <w:t>705.25</w:t>
+              <w:t>707.75</w:t>
             </w:r>
           </w:p>
         </w:tc>
@@ -25099,7 +25099,7 @@
             </w:pPr>
             <w:r/>
             <w:r>
-              <w:t>683.75</w:t>
+              <w:t>686.25</w:t>
             </w:r>
           </w:p>
         </w:tc>
@@ -25130,7 +25130,7 @@
               <w:rPr>
                 <w:b/>
               </w:rPr>
-              <w:t>693.25</w:t>
+              <w:t>695.75</w:t>
             </w:r>
           </w:p>
         </w:tc>
@@ -25278,7 +25278,7 @@
             </w:pPr>
             <w:r/>
             <w:r>
-              <w:t>693.25</w:t>
+              <w:t>695.75</w:t>
             </w:r>
           </w:p>
         </w:tc>
@@ -25306,7 +25306,7 @@
             </w:pPr>
             <w:r/>
             <w:r>
-              <w:t>709.75</w:t>
+              <w:t>712.25</w:t>
             </w:r>
           </w:p>
         </w:tc>
@@ -25334,7 +25334,7 @@
             </w:pPr>
             <w:r/>
             <w:r>
-              <w:t>682.75</w:t>
+              <w:t>685.25</w:t>
             </w:r>
           </w:p>
         </w:tc>
@@ -25365,7 +25365,7 @@
               <w:rPr>
                 <w:b/>
               </w:rPr>
-              <w:t>697.75</w:t>
+              <w:t>700.25</w:t>
             </w:r>
           </w:p>
         </w:tc>
@@ -25513,7 +25513,7 @@
             </w:pPr>
             <w:r/>
             <w:r>
-              <w:t>697.75</w:t>
+              <w:t>700.25</w:t>
             </w:r>
           </w:p>
         </w:tc>
@@ -25541,7 +25541,7 @@
             </w:pPr>
             <w:r/>
             <w:r>
-              <w:t>705.50</w:t>
+              <w:t>708.00</w:t>
             </w:r>
           </w:p>
         </w:tc>
@@ -25569,7 +25569,7 @@
             </w:pPr>
             <w:r/>
             <w:r>
-              <w:t>686.75</w:t>
+              <w:t>689.25</w:t>
             </w:r>
           </w:p>
         </w:tc>
@@ -25600,7 +25600,7 @@
               <w:rPr>
                 <w:b/>
               </w:rPr>
-              <w:t>699.00</w:t>
+              <w:t>701.50</w:t>
             </w:r>
           </w:p>
         </w:tc>
@@ -25748,7 +25748,7 @@
             </w:pPr>
             <w:r/>
             <w:r>
-              <w:t>699.00</w:t>
+              <w:t>701.50</w:t>
             </w:r>
           </w:p>
         </w:tc>
@@ -25776,7 +25776,7 @@
             </w:pPr>
             <w:r/>
             <w:r>
-              <w:t>707.25</w:t>
+              <w:t>709.75</w:t>
             </w:r>
           </w:p>
         </w:tc>
@@ -25804,7 +25804,7 @@
             </w:pPr>
             <w:r/>
             <w:r>
-              <w:t>688.50</w:t>
+              <w:t>691.00</w:t>
             </w:r>
           </w:p>
         </w:tc>
@@ -25835,7 +25835,7 @@
               <w:rPr>
                 <w:b/>
               </w:rPr>
-              <w:t>700.75</w:t>
+              <w:t>703.25</w:t>
             </w:r>
           </w:p>
         </w:tc>
@@ -25983,7 +25983,7 @@
             </w:pPr>
             <w:r/>
             <w:r>
-              <w:t>700.75</w:t>
+              <w:t>703.25</w:t>
             </w:r>
           </w:p>
         </w:tc>
@@ -26011,7 +26011,7 @@
             </w:pPr>
             <w:r/>
             <w:r>
-              <w:t>713.00</w:t>
+              <w:t>715.50</w:t>
             </w:r>
           </w:p>
         </w:tc>
@@ -26039,7 +26039,7 @@
             </w:pPr>
             <w:r/>
             <w:r>
-              <w:t>691.00</w:t>
+              <w:t>693.50</w:t>
             </w:r>
           </w:p>
         </w:tc>
@@ -26070,7 +26070,7 @@
               <w:rPr>
                 <w:b/>
               </w:rPr>
-              <w:t>699.75</w:t>
+              <w:t>702.25</w:t>
             </w:r>
           </w:p>
         </w:tc>
@@ -26218,7 +26218,7 @@
             </w:pPr>
             <w:r/>
             <w:r>
-              <w:t>699.75</w:t>
+              <w:t>702.25</w:t>
             </w:r>
           </w:p>
         </w:tc>
@@ -26246,7 +26246,7 @@
             </w:pPr>
             <w:r/>
             <w:r>
-              <w:t>710.25</w:t>
+              <w:t>712.75</w:t>
             </w:r>
           </w:p>
         </w:tc>
@@ -26274,7 +26274,7 @@
             </w:pPr>
             <w:r/>
             <w:r>
-              <w:t>685.00</w:t>
+              <w:t>687.50</w:t>
             </w:r>
           </w:p>
         </w:tc>
@@ -26305,7 +26305,7 @@
               <w:rPr>
                 <w:b/>
               </w:rPr>
-              <w:t>702.00</w:t>
+              <w:t>704.50</w:t>
             </w:r>
           </w:p>
         </w:tc>
@@ -26453,7 +26453,7 @@
             </w:pPr>
             <w:r/>
             <w:r>
-              <w:t>702.00</w:t>
+              <w:t>704.50</w:t>
             </w:r>
           </w:p>
         </w:tc>
@@ -26481,7 +26481,7 @@
             </w:pPr>
             <w:r/>
             <w:r>
-              <w:t>712.50</w:t>
+              <w:t>715.00</w:t>
             </w:r>
           </w:p>
         </w:tc>
@@ -26509,7 +26509,7 @@
             </w:pPr>
             <w:r/>
             <w:r>
-              <w:t>695.75</w:t>
+              <w:t>698.25</w:t>
             </w:r>
           </w:p>
         </w:tc>
@@ -26540,7 +26540,7 @@
               <w:rPr>
                 <w:b/>
               </w:rPr>
-              <w:t>702.75</w:t>
+              <w:t>705.25</w:t>
             </w:r>
           </w:p>
         </w:tc>
@@ -26688,7 +26688,7 @@
             </w:pPr>
             <w:r/>
             <w:r>
-              <w:t>702.75</w:t>
+              <w:t>705.25</w:t>
             </w:r>
           </w:p>
         </w:tc>
@@ -26716,7 +26716,7 @@
             </w:pPr>
             <w:r/>
             <w:r>
-              <w:t>717.00</w:t>
+              <w:t>719.50</w:t>
             </w:r>
           </w:p>
         </w:tc>
@@ -26744,7 +26744,7 @@
             </w:pPr>
             <w:r/>
             <w:r>
-              <w:t>688.00</w:t>
+              <w:t>690.50</w:t>
             </w:r>
           </w:p>
         </w:tc>
@@ -26775,7 +26775,7 @@
               <w:rPr>
                 <w:b/>
               </w:rPr>
-              <w:t>704.75</w:t>
+              <w:t>707.25</w:t>
             </w:r>
           </w:p>
         </w:tc>
@@ -26923,7 +26923,7 @@
             </w:pPr>
             <w:r/>
             <w:r>
-              <w:t>704.75</w:t>
+              <w:t>707.25</w:t>
             </w:r>
           </w:p>
         </w:tc>
@@ -26951,7 +26951,7 @@
             </w:pPr>
             <w:r/>
             <w:r>
-              <w:t>711.25</w:t>
+              <w:t>713.75</w:t>
             </w:r>
           </w:p>
         </w:tc>
@@ -26979,7 +26979,7 @@
             </w:pPr>
             <w:r/>
             <w:r>
-              <w:t>698.00</w:t>
+              <w:t>700.50</w:t>
             </w:r>
           </w:p>
         </w:tc>
@@ -27010,7 +27010,7 @@
               <w:rPr>
                 <w:b/>
               </w:rPr>
-              <w:t>705.00</w:t>
+              <w:t>707.50</w:t>
             </w:r>
           </w:p>
         </w:tc>
@@ -27158,7 +27158,7 @@
             </w:pPr>
             <w:r/>
             <w:r>
-              <w:t>705.00</w:t>
+              <w:t>707.50</w:t>
             </w:r>
           </w:p>
         </w:tc>
@@ -27186,7 +27186,7 @@
             </w:pPr>
             <w:r/>
             <w:r>
-              <w:t>715.25</w:t>
+              <w:t>717.75</w:t>
             </w:r>
           </w:p>
         </w:tc>
@@ -27214,7 +27214,7 @@
             </w:pPr>
             <w:r/>
             <w:r>
-              <w:t>697.00</w:t>
+              <w:t>699.50</w:t>
             </w:r>
           </w:p>
         </w:tc>
@@ -27245,7 +27245,7 @@
               <w:rPr>
                 <w:b/>
               </w:rPr>
-              <w:t>705.50</w:t>
+              <w:t>708.00</w:t>
             </w:r>
           </w:p>
         </w:tc>
@@ -27393,7 +27393,7 @@
             </w:pPr>
             <w:r/>
             <w:r>
-              <w:t>705.50</w:t>
+              <w:t>708.00</w:t>
             </w:r>
           </w:p>
         </w:tc>
@@ -27421,7 +27421,7 @@
             </w:pPr>
             <w:r/>
             <w:r>
-              <w:t>712.50</w:t>
+              <w:t>715.00</w:t>
             </w:r>
           </w:p>
         </w:tc>
@@ -27449,7 +27449,7 @@
             </w:pPr>
             <w:r/>
             <w:r>
-              <w:t>699.50</w:t>
+              <w:t>702.00</w:t>
             </w:r>
           </w:p>
         </w:tc>
@@ -27480,7 +27480,7 @@
               <w:rPr>
                 <w:b/>
               </w:rPr>
-              <w:t>704.75</w:t>
+              <w:t>707.25</w:t>
             </w:r>
           </w:p>
         </w:tc>
@@ -27628,7 +27628,7 @@
             </w:pPr>
             <w:r/>
             <w:r>
-              <w:t>704.75</w:t>
+              <w:t>707.25</w:t>
             </w:r>
           </w:p>
         </w:tc>
@@ -27656,7 +27656,7 @@
             </w:pPr>
             <w:r/>
             <w:r>
-              <w:t>718.25</w:t>
+              <w:t>720.75</w:t>
             </w:r>
           </w:p>
         </w:tc>
@@ -27684,7 +27684,7 @@
             </w:pPr>
             <w:r/>
             <w:r>
-              <w:t>691.75</w:t>
+              <w:t>694.25</w:t>
             </w:r>
           </w:p>
         </w:tc>
@@ -27715,7 +27715,7 @@
               <w:rPr>
                 <w:b/>
               </w:rPr>
-              <w:t>706.50</w:t>
+              <w:t>709.00</w:t>
             </w:r>
           </w:p>
         </w:tc>
@@ -27863,7 +27863,7 @@
             </w:pPr>
             <w:r/>
             <w:r>
-              <w:t>706.50</w:t>
+              <w:t>709.00</w:t>
             </w:r>
           </w:p>
         </w:tc>
@@ -27891,7 +27891,7 @@
             </w:pPr>
             <w:r/>
             <w:r>
-              <w:t>715.75</w:t>
+              <w:t>718.25</w:t>
             </w:r>
           </w:p>
         </w:tc>
@@ -27919,7 +27919,7 @@
             </w:pPr>
             <w:r/>
             <w:r>
-              <w:t>695.75</w:t>
+              <w:t>698.25</w:t>
             </w:r>
           </w:p>
         </w:tc>
@@ -27950,7 +27950,7 @@
               <w:rPr>
                 <w:b/>
               </w:rPr>
-              <w:t>707.00</w:t>
+              <w:t>709.50</w:t>
             </w:r>
           </w:p>
         </w:tc>
@@ -28098,7 +28098,7 @@
             </w:pPr>
             <w:r/>
             <w:r>
-              <w:t>707.00</w:t>
+              <w:t>709.50</w:t>
             </w:r>
           </w:p>
         </w:tc>
@@ -28126,7 +28126,7 @@
             </w:pPr>
             <w:r/>
             <w:r>
-              <w:t>719.25</w:t>
+              <w:t>721.75</w:t>
             </w:r>
           </w:p>
         </w:tc>
@@ -28154,7 +28154,7 @@
             </w:pPr>
             <w:r/>
             <w:r>
-              <w:t>692.75</w:t>
+              <w:t>695.25</w:t>
             </w:r>
           </w:p>
         </w:tc>
@@ -28185,7 +28185,7 @@
               <w:rPr>
                 <w:b/>
               </w:rPr>
-              <w:t>705.50</w:t>
+              <w:t>708.00</w:t>
             </w:r>
           </w:p>
         </w:tc>
@@ -28333,7 +28333,7 @@
             </w:pPr>
             <w:r/>
             <w:r>
-              <w:t>705.50</w:t>
+              <w:t>708.00</w:t>
             </w:r>
           </w:p>
         </w:tc>
@@ -28361,7 +28361,7 @@
             </w:pPr>
             <w:r/>
             <w:r>
-              <w:t>712.50</w:t>
+              <w:t>715.00</w:t>
             </w:r>
           </w:p>
         </w:tc>
@@ -28389,7 +28389,7 @@
             </w:pPr>
             <w:r/>
             <w:r>
-              <w:t>696.00</w:t>
+              <w:t>698.50</w:t>
             </w:r>
           </w:p>
         </w:tc>
@@ -28420,7 +28420,7 @@
               <w:rPr>
                 <w:b/>
               </w:rPr>
-              <w:t>706.00</w:t>
+              <w:t>708.50</w:t>
             </w:r>
           </w:p>
         </w:tc>
@@ -28568,7 +28568,7 @@
             </w:pPr>
             <w:r/>
             <w:r>
-              <w:t>706.00</w:t>
+              <w:t>708.50</w:t>
             </w:r>
           </w:p>
         </w:tc>
@@ -28596,7 +28596,7 @@
             </w:pPr>
             <w:r/>
             <w:r>
-              <w:t>716.50</w:t>
+              <w:t>719.00</w:t>
             </w:r>
           </w:p>
         </w:tc>
@@ -28624,7 +28624,7 @@
             </w:pPr>
             <w:r/>
             <w:r>
-              <w:t>698.75</w:t>
+              <w:t>701.25</w:t>
             </w:r>
           </w:p>
         </w:tc>
@@ -28655,7 +28655,7 @@
               <w:rPr>
                 <w:b/>
               </w:rPr>
-              <w:t>705.75</w:t>
+              <w:t>708.25</w:t>
             </w:r>
           </w:p>
         </w:tc>
@@ -28803,7 +28803,7 @@
             </w:pPr>
             <w:r/>
             <w:r>
-              <w:t>705.75</w:t>
+              <w:t>708.25</w:t>
             </w:r>
           </w:p>
         </w:tc>
@@ -28831,7 +28831,7 @@
             </w:pPr>
             <w:r/>
             <w:r>
-              <w:t>715.50</w:t>
+              <w:t>718.00</w:t>
             </w:r>
           </w:p>
         </w:tc>
@@ -28859,7 +28859,7 @@
             </w:pPr>
             <w:r/>
             <w:r>
-              <w:t>696.00</w:t>
+              <w:t>698.50</w:t>
             </w:r>
           </w:p>
         </w:tc>
@@ -28890,7 +28890,7 @@
               <w:rPr>
                 <w:b/>
               </w:rPr>
-              <w:t>706.25</w:t>
+              <w:t>708.75</w:t>
             </w:r>
           </w:p>
         </w:tc>
@@ -29038,7 +29038,7 @@
             </w:pPr>
             <w:r/>
             <w:r>
-              <w:t>706.25</w:t>
+              <w:t>708.75</w:t>
             </w:r>
           </w:p>
         </w:tc>
@@ -29066,7 +29066,7 @@
             </w:pPr>
             <w:r/>
             <w:r>
-              <w:t>717.00</w:t>
+              <w:t>719.50</w:t>
             </w:r>
           </w:p>
         </w:tc>
@@ -29094,7 +29094,7 @@
             </w:pPr>
             <w:r/>
             <w:r>
-              <w:t>699.00</w:t>
+              <w:t>701.50</w:t>
             </w:r>
           </w:p>
         </w:tc>
@@ -29125,7 +29125,7 @@
               <w:rPr>
                 <w:b/>
               </w:rPr>
-              <w:t>707.00</w:t>
+              <w:t>709.50</w:t>
             </w:r>
           </w:p>
         </w:tc>
@@ -29273,7 +29273,7 @@
             </w:pPr>
             <w:r/>
             <w:r>
-              <w:t>707.00</w:t>
+              <w:t>709.50</w:t>
             </w:r>
           </w:p>
         </w:tc>
@@ -29301,7 +29301,7 @@
             </w:pPr>
             <w:r/>
             <w:r>
-              <w:t>713.50</w:t>
+              <w:t>716.00</w:t>
             </w:r>
           </w:p>
         </w:tc>
@@ -29329,7 +29329,7 @@
             </w:pPr>
             <w:r/>
             <w:r>
-              <w:t>698.50</w:t>
+              <w:t>701.00</w:t>
             </w:r>
           </w:p>
         </w:tc>
@@ -29360,7 +29360,7 @@
               <w:rPr>
                 <w:b/>
               </w:rPr>
-              <w:t>707.50</w:t>
+              <w:t>710.00</w:t>
             </w:r>
           </w:p>
         </w:tc>
@@ -29508,7 +29508,7 @@
             </w:pPr>
             <w:r/>
             <w:r>
-              <w:t>707.50</w:t>
+              <w:t>710.00</w:t>
             </w:r>
           </w:p>
         </w:tc>
@@ -29536,7 +29536,7 @@
             </w:pPr>
             <w:r/>
             <w:r>
-              <w:t>718.50</w:t>
+              <w:t>721.00</w:t>
             </w:r>
           </w:p>
         </w:tc>
@@ -29564,7 +29564,7 @@
             </w:pPr>
             <w:r/>
             <w:r>
-              <w:t>695.75</w:t>
+              <w:t>698.25</w:t>
             </w:r>
           </w:p>
         </w:tc>
@@ -29595,7 +29595,7 @@
               <w:rPr>
                 <w:b/>
               </w:rPr>
-              <w:t>711.00</w:t>
+              <w:t>713.50</w:t>
             </w:r>
           </w:p>
         </w:tc>
@@ -29743,7 +29743,7 @@
             </w:pPr>
             <w:r/>
             <w:r>
-              <w:t>711.00</w:t>
+              <w:t>713.50</w:t>
             </w:r>
           </w:p>
         </w:tc>
@@ -29771,7 +29771,7 @@
             </w:pPr>
             <w:r/>
             <w:r>
-              <w:t>716.50</w:t>
+              <w:t>719.00</w:t>
             </w:r>
           </w:p>
         </w:tc>
@@ -29799,7 +29799,7 @@
             </w:pPr>
             <w:r/>
             <w:r>
-              <w:t>703.25</w:t>
+              <w:t>705.75</w:t>
             </w:r>
           </w:p>
         </w:tc>
@@ -29830,7 +29830,7 @@
               <w:rPr>
                 <w:b/>
               </w:rPr>
-              <w:t>711.75</w:t>
+              <w:t>714.25</w:t>
             </w:r>
           </w:p>
         </w:tc>
@@ -29978,7 +29978,7 @@
             </w:pPr>
             <w:r/>
             <w:r>
-              <w:t>711.75</w:t>
+              <w:t>714.25</w:t>
             </w:r>
           </w:p>
         </w:tc>
@@ -30006,7 +30006,7 @@
             </w:pPr>
             <w:r/>
             <w:r>
-              <w:t>721.00</w:t>
+              <w:t>723.50</w:t>
             </w:r>
           </w:p>
         </w:tc>
@@ -30034,7 +30034,7 @@
             </w:pPr>
             <w:r/>
             <w:r>
-              <w:t>705.25</w:t>
+              <w:t>707.75</w:t>
             </w:r>
           </w:p>
         </w:tc>
@@ -30065,7 +30065,7 @@
               <w:rPr>
                 <w:b/>
               </w:rPr>
-              <w:t>711.00</w:t>
+              <w:t>713.50</w:t>
             </w:r>
           </w:p>
         </w:tc>
@@ -30213,7 +30213,7 @@
             </w:pPr>
             <w:r/>
             <w:r>
-              <w:t>711.00</w:t>
+              <w:t>713.50</w:t>
             </w:r>
           </w:p>
         </w:tc>
@@ -30241,7 +30241,7 @@
             </w:pPr>
             <w:r/>
             <w:r>
-              <w:t>718.50</w:t>
+              <w:t>721.00</w:t>
             </w:r>
           </w:p>
         </w:tc>
@@ -30269,7 +30269,7 @@
             </w:pPr>
             <w:r/>
             <w:r>
-              <w:t>705.00</w:t>
+              <w:t>707.50</w:t>
             </w:r>
           </w:p>
         </w:tc>
@@ -30300,7 +30300,7 @@
               <w:rPr>
                 <w:b/>
               </w:rPr>
-              <w:t>710.00</w:t>
+              <w:t>712.50</w:t>
             </w:r>
           </w:p>
         </w:tc>
@@ -30448,7 +30448,7 @@
             </w:pPr>
             <w:r/>
             <w:r>
-              <w:t>710.00</w:t>
+              <w:t>712.50</w:t>
             </w:r>
           </w:p>
         </w:tc>
@@ -30476,7 +30476,7 @@
             </w:pPr>
             <w:r/>
             <w:r>
-              <w:t>717.00</w:t>
+              <w:t>719.50</w:t>
             </w:r>
           </w:p>
         </w:tc>
@@ -30504,7 +30504,7 @@
             </w:pPr>
             <w:r/>
             <w:r>
-              <w:t>696.50</w:t>
+              <w:t>699.00</w:t>
             </w:r>
           </w:p>
         </w:tc>
@@ -30535,7 +30535,7 @@
               <w:rPr>
                 <w:b/>
               </w:rPr>
-              <w:t>710.75</w:t>
+              <w:t>713.25</w:t>
             </w:r>
           </w:p>
         </w:tc>
@@ -30683,7 +30683,7 @@
             </w:pPr>
             <w:r/>
             <w:r>
-              <w:t>710.75</w:t>
+              <w:t>713.25</w:t>
             </w:r>
           </w:p>
         </w:tc>
@@ -30711,7 +30711,7 @@
             </w:pPr>
             <w:r/>
             <w:r>
-              <w:t>720.00</w:t>
+              <w:t>722.50</w:t>
             </w:r>
           </w:p>
         </w:tc>
@@ -30739,7 +30739,7 @@
             </w:pPr>
             <w:r/>
             <w:r>
-              <w:t>703.50</w:t>
+              <w:t>706.00</w:t>
             </w:r>
           </w:p>
         </w:tc>
@@ -30770,7 +30770,7 @@
               <w:rPr>
                 <w:b/>
               </w:rPr>
-              <w:t>710.50</w:t>
+              <w:t>713.00</w:t>
             </w:r>
           </w:p>
         </w:tc>
@@ -30918,7 +30918,7 @@
             </w:pPr>
             <w:r/>
             <w:r>
-              <w:t>710.50</w:t>
+              <w:t>713.00</w:t>
             </w:r>
           </w:p>
         </w:tc>
@@ -30946,7 +30946,7 @@
             </w:pPr>
             <w:r/>
             <w:r>
-              <w:t>719.00</w:t>
+              <w:t>721.50</w:t>
             </w:r>
           </w:p>
         </w:tc>
@@ -30974,7 +30974,7 @@
             </w:pPr>
             <w:r/>
             <w:r>
-              <w:t>696.50</w:t>
+              <w:t>699.00</w:t>
             </w:r>
           </w:p>
         </w:tc>
@@ -31005,7 +31005,7 @@
               <w:rPr>
                 <w:b/>
               </w:rPr>
-              <w:t>712.25</w:t>
+              <w:t>714.75</w:t>
             </w:r>
           </w:p>
         </w:tc>
@@ -31153,7 +31153,7 @@
             </w:pPr>
             <w:r/>
             <w:r>
-              <w:t>712.25</w:t>
+              <w:t>714.75</w:t>
             </w:r>
           </w:p>
         </w:tc>
@@ -31181,7 +31181,7 @@
             </w:pPr>
             <w:r/>
             <w:r>
-              <w:t>718.50</w:t>
+              <w:t>721.00</w:t>
             </w:r>
           </w:p>
         </w:tc>
@@ -31209,7 +31209,7 @@
             </w:pPr>
             <w:r/>
             <w:r>
-              <w:t>705.75</w:t>
+              <w:t>708.25</w:t>
             </w:r>
           </w:p>
         </w:tc>
@@ -31240,7 +31240,7 @@
               <w:rPr>
                 <w:b/>
               </w:rPr>
-              <w:t>711.50</w:t>
+              <w:t>714.00</w:t>
             </w:r>
           </w:p>
         </w:tc>
